--- a/英文简历.docx
+++ b/英文简历.docx
@@ -11,29 +11,13 @@
           <w:sz w:val="24"/>
         </w:rPr>
       </w:pPr>
-      <w:proofErr w:type="spellStart"/>
-      <w:r>
-        <w:rPr>
-          <w:rFonts w:ascii="Times New Roman" w:eastAsia="微软雅黑" w:hAnsi="Times New Roman" w:cs="Times New Roman"/>
-          <w:sz w:val="24"/>
-        </w:rPr>
-        <w:t>Z</w:t>
-      </w:r>
       <w:r>
         <w:rPr>
           <w:rFonts w:ascii="Times New Roman" w:eastAsia="微软雅黑" w:hAnsi="Times New Roman" w:cs="Times New Roman" w:hint="eastAsia"/>
           <w:sz w:val="24"/>
         </w:rPr>
-        <w:t>HU</w:t>
-      </w:r>
-      <w:r>
-        <w:rPr>
-          <w:rFonts w:ascii="Times New Roman" w:eastAsia="微软雅黑" w:hAnsi="Times New Roman" w:cs="Times New Roman"/>
-          <w:sz w:val="24"/>
-        </w:rPr>
-        <w:t>XingYu</w:t>
-      </w:r>
-      <w:proofErr w:type="spellEnd"/>
+        <w:t>YiYiCat</w:t>
+      </w:r>
     </w:p>
     <w:p>
       <w:pPr>
@@ -107,78 +91,6 @@
           </wp:anchor>
         </w:drawing>
       </w:r>
-      <w:r>
-        <w:rPr>
-          <w:rFonts w:ascii="Times New Roman" w:eastAsia="微软雅黑" w:hAnsi="Times New Roman" w:cs="Times New Roman"/>
-          <w:sz w:val="20"/>
-        </w:rPr>
-        <w:t>Phone</w:t>
-      </w:r>
-      <w:r>
-        <w:rPr>
-          <w:rFonts w:ascii="Times New Roman" w:eastAsia="微软雅黑" w:hAnsi="Times New Roman" w:cs="Times New Roman" w:hint="eastAsia"/>
-          <w:sz w:val="20"/>
-        </w:rPr>
-        <w:t xml:space="preserve"> Number</w:t>
-      </w:r>
-      <w:r>
-        <w:rPr>
-          <w:rFonts w:ascii="Times New Roman" w:eastAsia="微软雅黑" w:hAnsi="Times New Roman" w:cs="Times New Roman"/>
-          <w:sz w:val="20"/>
-        </w:rPr>
-        <w:t>：</w:t>
-      </w:r>
-      <w:r>
-        <w:rPr>
-          <w:rFonts w:ascii="Times New Roman" w:eastAsia="微软雅黑" w:hAnsi="Times New Roman" w:cs="Times New Roman"/>
-          <w:sz w:val="20"/>
-        </w:rPr>
-        <w:t>18305220682</w:t>
-      </w:r>
-      <w:r>
-        <w:rPr>
-          <w:rFonts w:ascii="Times New Roman" w:eastAsia="微软雅黑" w:hAnsi="Times New Roman" w:cs="Times New Roman" w:hint="eastAsia"/>
-          <w:sz w:val="20"/>
-        </w:rPr>
-        <w:t xml:space="preserve"> </w:t>
-      </w:r>
-      <w:r>
-        <w:rPr>
-          <w:rFonts w:ascii="Times New Roman" w:eastAsia="微软雅黑" w:hAnsi="Times New Roman" w:cs="Times New Roman" w:hint="eastAsia"/>
-          <w:b/>
-          <w:bCs/>
-          <w:sz w:val="20"/>
-        </w:rPr>
-        <w:t>|</w:t>
-      </w:r>
-      <w:r>
-        <w:rPr>
-          <w:rFonts w:ascii="Times New Roman" w:eastAsia="微软雅黑" w:hAnsi="Times New Roman" w:cs="Times New Roman" w:hint="eastAsia"/>
-          <w:sz w:val="20"/>
-        </w:rPr>
-        <w:t xml:space="preserve"> </w:t>
-      </w:r>
-      <w:r>
-        <w:rPr>
-          <w:rFonts w:ascii="Times New Roman" w:eastAsia="微软雅黑" w:hAnsi="Times New Roman" w:cs="Times New Roman"/>
-          <w:sz w:val="20"/>
-        </w:rPr>
-        <w:t>Email</w:t>
-      </w:r>
-      <w:r>
-        <w:rPr>
-          <w:rFonts w:ascii="Times New Roman" w:eastAsia="微软雅黑" w:hAnsi="Times New Roman" w:cs="Times New Roman"/>
-          <w:sz w:val="20"/>
-        </w:rPr>
-        <w:t>：</w:t>
-      </w:r>
-      <w:r>
-        <w:rPr>
-          <w:rFonts w:ascii="Times New Roman" w:eastAsia="微软雅黑" w:hAnsi="Times New Roman" w:cs="Times New Roman"/>
-          <w:sz w:val="20"/>
-        </w:rPr>
-        <w:t>18305220682@163.com</w:t>
-      </w:r>
     </w:p>
     <w:p>
       <w:pPr>
@@ -2389,7 +2301,7 @@
         <w:spacing w:line="320" w:lineRule="exact"/>
         <w:ind w:left="442" w:firstLineChars="0" w:hanging="442"/>
         <w:rPr>
-          <w:rFonts w:ascii="Times New Roman" w:eastAsia="微软雅黑" w:hAnsi="Times New Roman" w:cs="Times New Roman" w:hint="eastAsia"/>
+          <w:rFonts w:ascii="Times New Roman" w:eastAsia="微软雅黑" w:hAnsi="Times New Roman" w:cs="Times New Roman"/>
           <w:sz w:val="20"/>
           <w:szCs w:val="20"/>
         </w:rPr>
